--- a/N3.1/06_problem_statement/Problem statemnet 1, 2.docx
+++ b/N3.1/06_problem_statement/Problem statemnet 1, 2.docx
@@ -199,34 +199,22 @@
     </w:p>
     <w:tbl>
       <w:tblPr>
+        <w:tblStyle w:val="TableGrid"/>
         <w:tblW w:w="0" w:type="auto"/>
-        <w:tblCellSpacing w:w="15" w:type="dxa"/>
-        <w:tblCellMar>
-          <w:top w:w="15" w:type="dxa"/>
-          <w:left w:w="15" w:type="dxa"/>
-          <w:bottom w:w="15" w:type="dxa"/>
-          <w:right w:w="15" w:type="dxa"/>
-        </w:tblCellMar>
         <w:tblLook w:val="04A0" w:firstRow="1" w:lastRow="0" w:firstColumn="1" w:lastColumn="0" w:noHBand="0" w:noVBand="1"/>
       </w:tblPr>
       <w:tblGrid>
-        <w:gridCol w:w="1621"/>
-        <w:gridCol w:w="5991"/>
+        <w:gridCol w:w="1309"/>
+        <w:gridCol w:w="6132"/>
       </w:tblGrid>
       <w:tr>
-        <w:trPr>
-          <w:tblHeader/>
-          <w:tblCellSpacing w:w="15" w:type="dxa"/>
-        </w:trPr>
         <w:tc>
           <w:tcPr>
             <w:tcW w:w="0" w:type="auto"/>
-            <w:vAlign w:val="center"/>
             <w:hideMark/>
           </w:tcPr>
           <w:p>
             <w:pPr>
-              <w:spacing w:after="0" w:line="240" w:lineRule="auto"/>
               <w:jc w:val="center"/>
               <w:rPr>
                 <w:rFonts w:ascii="Times New Roman" w:eastAsia="Times New Roman" w:hAnsi="Times New Roman" w:cs="Times New Roman"/>
@@ -251,12 +239,10 @@
         <w:tc>
           <w:tcPr>
             <w:tcW w:w="0" w:type="auto"/>
-            <w:vAlign w:val="center"/>
             <w:hideMark/>
           </w:tcPr>
           <w:p>
             <w:pPr>
-              <w:spacing w:after="0" w:line="240" w:lineRule="auto"/>
               <w:jc w:val="center"/>
               <w:rPr>
                 <w:rFonts w:ascii="Times New Roman" w:eastAsia="Times New Roman" w:hAnsi="Times New Roman" w:cs="Times New Roman"/>
@@ -280,22 +266,18 @@
         </w:tc>
       </w:tr>
       <w:tr>
-        <w:trPr>
-          <w:tblCellSpacing w:w="15" w:type="dxa"/>
-        </w:trPr>
         <w:tc>
           <w:tcPr>
             <w:tcW w:w="0" w:type="auto"/>
-            <w:vAlign w:val="center"/>
             <w:hideMark/>
           </w:tcPr>
           <w:p>
             <w:pPr>
-              <w:spacing w:after="0" w:line="240" w:lineRule="auto"/>
-              <w:rPr>
-                <w:rFonts w:ascii="Times New Roman" w:eastAsia="Times New Roman" w:hAnsi="Times New Roman" w:cs="Times New Roman"/>
-                <w:sz w:val="24"/>
-                <w:szCs w:val="24"/>
+              <w:rPr>
+                <w:rFonts w:ascii="Times New Roman" w:eastAsia="Times New Roman" w:hAnsi="Times New Roman" w:cs="Times New Roman"/>
+                <w:sz w:val="24"/>
+                <w:szCs w:val="24"/>
+                <w:lang w:val="vi-VN"/>
               </w:rPr>
             </w:pPr>
             <w:r>
@@ -303,20 +285,19 @@
                 <w:rFonts w:ascii="Times New Roman" w:eastAsia="Times New Roman" w:hAnsi="Times New Roman" w:cs="Times New Roman"/>
                 <w:sz w:val="24"/>
                 <w:szCs w:val="24"/>
-              </w:rPr>
-              <w:t>order_items</w:t>
+                <w:lang w:val="vi-VN"/>
+              </w:rPr>
+              <w:t>OrderItems</w:t>
             </w:r>
           </w:p>
         </w:tc>
         <w:tc>
           <w:tcPr>
             <w:tcW w:w="0" w:type="auto"/>
-            <w:vAlign w:val="center"/>
             <w:hideMark/>
           </w:tcPr>
           <w:p>
             <w:pPr>
-              <w:spacing w:after="0" w:line="240" w:lineRule="auto"/>
               <w:rPr>
                 <w:rFonts w:ascii="Times New Roman" w:eastAsia="Times New Roman" w:hAnsi="Times New Roman" w:cs="Times New Roman"/>
                 <w:sz w:val="24"/>
@@ -335,18 +316,13 @@
         </w:tc>
       </w:tr>
       <w:tr>
-        <w:trPr>
-          <w:tblCellSpacing w:w="15" w:type="dxa"/>
-        </w:trPr>
         <w:tc>
           <w:tcPr>
             <w:tcW w:w="0" w:type="auto"/>
-            <w:vAlign w:val="center"/>
             <w:hideMark/>
           </w:tcPr>
           <w:p>
             <w:pPr>
-              <w:spacing w:after="0" w:line="240" w:lineRule="auto"/>
               <w:rPr>
                 <w:rFonts w:ascii="Times New Roman" w:eastAsia="Times New Roman" w:hAnsi="Times New Roman" w:cs="Times New Roman"/>
                 <w:sz w:val="24"/>
@@ -358,20 +334,19 @@
                 <w:rFonts w:ascii="Times New Roman" w:eastAsia="Times New Roman" w:hAnsi="Times New Roman" w:cs="Times New Roman"/>
                 <w:sz w:val="24"/>
                 <w:szCs w:val="24"/>
-              </w:rPr>
-              <w:t>orders_enriched</w:t>
+                <w:lang w:val="vi-VN"/>
+              </w:rPr>
+              <w:t>Orders</w:t>
             </w:r>
           </w:p>
         </w:tc>
         <w:tc>
           <w:tcPr>
             <w:tcW w:w="0" w:type="auto"/>
-            <w:vAlign w:val="center"/>
             <w:hideMark/>
           </w:tcPr>
           <w:p>
             <w:pPr>
-              <w:spacing w:after="0" w:line="240" w:lineRule="auto"/>
               <w:rPr>
                 <w:rFonts w:ascii="Times New Roman" w:eastAsia="Times New Roman" w:hAnsi="Times New Roman" w:cs="Times New Roman"/>
                 <w:sz w:val="24"/>
@@ -410,36 +385,24 @@
     </w:p>
     <w:tbl>
       <w:tblPr>
+        <w:tblStyle w:val="TableGrid"/>
         <w:tblW w:w="0" w:type="auto"/>
-        <w:tblCellSpacing w:w="15" w:type="dxa"/>
-        <w:tblCellMar>
-          <w:top w:w="15" w:type="dxa"/>
-          <w:left w:w="15" w:type="dxa"/>
-          <w:bottom w:w="15" w:type="dxa"/>
-          <w:right w:w="15" w:type="dxa"/>
-        </w:tblCellMar>
         <w:tblLook w:val="04A0" w:firstRow="1" w:lastRow="0" w:firstColumn="1" w:lastColumn="0" w:noHBand="0" w:noVBand="1"/>
       </w:tblPr>
       <w:tblGrid>
-        <w:gridCol w:w="1621"/>
-        <w:gridCol w:w="1714"/>
-        <w:gridCol w:w="1587"/>
-        <w:gridCol w:w="2495"/>
+        <w:gridCol w:w="1309"/>
+        <w:gridCol w:w="1870"/>
+        <w:gridCol w:w="1743"/>
+        <w:gridCol w:w="2636"/>
       </w:tblGrid>
       <w:tr>
-        <w:trPr>
-          <w:tblHeader/>
-          <w:tblCellSpacing w:w="15" w:type="dxa"/>
-        </w:trPr>
         <w:tc>
           <w:tcPr>
             <w:tcW w:w="0" w:type="auto"/>
-            <w:vAlign w:val="center"/>
             <w:hideMark/>
           </w:tcPr>
           <w:p>
             <w:pPr>
-              <w:spacing w:after="0" w:line="240" w:lineRule="auto"/>
               <w:jc w:val="center"/>
               <w:rPr>
                 <w:rFonts w:ascii="Times New Roman" w:eastAsia="Times New Roman" w:hAnsi="Times New Roman" w:cs="Times New Roman"/>
@@ -464,12 +427,10 @@
         <w:tc>
           <w:tcPr>
             <w:tcW w:w="0" w:type="auto"/>
-            <w:vAlign w:val="center"/>
             <w:hideMark/>
           </w:tcPr>
           <w:p>
             <w:pPr>
-              <w:spacing w:after="0" w:line="240" w:lineRule="auto"/>
               <w:jc w:val="center"/>
               <w:rPr>
                 <w:rFonts w:ascii="Times New Roman" w:eastAsia="Times New Roman" w:hAnsi="Times New Roman" w:cs="Times New Roman"/>
@@ -494,12 +455,10 @@
         <w:tc>
           <w:tcPr>
             <w:tcW w:w="0" w:type="auto"/>
-            <w:vAlign w:val="center"/>
             <w:hideMark/>
           </w:tcPr>
           <w:p>
             <w:pPr>
-              <w:spacing w:after="0" w:line="240" w:lineRule="auto"/>
               <w:jc w:val="center"/>
               <w:rPr>
                 <w:rFonts w:ascii="Times New Roman" w:eastAsia="Times New Roman" w:hAnsi="Times New Roman" w:cs="Times New Roman"/>
@@ -524,12 +483,10 @@
         <w:tc>
           <w:tcPr>
             <w:tcW w:w="0" w:type="auto"/>
-            <w:vAlign w:val="center"/>
             <w:hideMark/>
           </w:tcPr>
           <w:p>
             <w:pPr>
-              <w:spacing w:after="0" w:line="240" w:lineRule="auto"/>
               <w:jc w:val="center"/>
               <w:rPr>
                 <w:rFonts w:ascii="Times New Roman" w:eastAsia="Times New Roman" w:hAnsi="Times New Roman" w:cs="Times New Roman"/>
@@ -553,22 +510,18 @@
         </w:tc>
       </w:tr>
       <w:tr>
-        <w:trPr>
-          <w:tblCellSpacing w:w="15" w:type="dxa"/>
-        </w:trPr>
         <w:tc>
           <w:tcPr>
             <w:tcW w:w="0" w:type="auto"/>
-            <w:vAlign w:val="center"/>
             <w:hideMark/>
           </w:tcPr>
           <w:p>
             <w:pPr>
-              <w:spacing w:after="0" w:line="240" w:lineRule="auto"/>
-              <w:rPr>
-                <w:rFonts w:ascii="Times New Roman" w:eastAsia="Times New Roman" w:hAnsi="Times New Roman" w:cs="Times New Roman"/>
-                <w:sz w:val="24"/>
-                <w:szCs w:val="24"/>
+              <w:rPr>
+                <w:rFonts w:ascii="Times New Roman" w:eastAsia="Times New Roman" w:hAnsi="Times New Roman" w:cs="Times New Roman"/>
+                <w:sz w:val="24"/>
+                <w:szCs w:val="24"/>
+                <w:lang w:val="vi-VN"/>
               </w:rPr>
             </w:pPr>
             <w:r>
@@ -576,20 +529,19 @@
                 <w:rFonts w:ascii="Times New Roman" w:eastAsia="Times New Roman" w:hAnsi="Times New Roman" w:cs="Times New Roman"/>
                 <w:sz w:val="24"/>
                 <w:szCs w:val="24"/>
-              </w:rPr>
-              <w:t>order_items</w:t>
+                <w:lang w:val="vi-VN"/>
+              </w:rPr>
+              <w:t>OrderItems</w:t>
             </w:r>
           </w:p>
         </w:tc>
         <w:tc>
           <w:tcPr>
             <w:tcW w:w="0" w:type="auto"/>
-            <w:vAlign w:val="center"/>
             <w:hideMark/>
           </w:tcPr>
           <w:p>
             <w:pPr>
-              <w:spacing w:after="0" w:line="240" w:lineRule="auto"/>
               <w:rPr>
                 <w:rFonts w:ascii="Times New Roman" w:eastAsia="Times New Roman" w:hAnsi="Times New Roman" w:cs="Times New Roman"/>
                 <w:sz w:val="24"/>
@@ -609,12 +561,10 @@
         <w:tc>
           <w:tcPr>
             <w:tcW w:w="0" w:type="auto"/>
-            <w:vAlign w:val="center"/>
             <w:hideMark/>
           </w:tcPr>
           <w:p>
             <w:pPr>
-              <w:spacing w:after="0" w:line="240" w:lineRule="auto"/>
               <w:rPr>
                 <w:rFonts w:ascii="Times New Roman" w:eastAsia="Times New Roman" w:hAnsi="Times New Roman" w:cs="Times New Roman"/>
                 <w:sz w:val="24"/>
@@ -636,12 +586,10 @@
         <w:tc>
           <w:tcPr>
             <w:tcW w:w="0" w:type="auto"/>
-            <w:vAlign w:val="center"/>
             <w:hideMark/>
           </w:tcPr>
           <w:p>
             <w:pPr>
-              <w:spacing w:after="0" w:line="240" w:lineRule="auto"/>
               <w:rPr>
                 <w:rFonts w:ascii="Times New Roman" w:eastAsia="Times New Roman" w:hAnsi="Times New Roman" w:cs="Times New Roman"/>
                 <w:sz w:val="24"/>
@@ -660,22 +608,18 @@
         </w:tc>
       </w:tr>
       <w:tr>
-        <w:trPr>
-          <w:tblCellSpacing w:w="15" w:type="dxa"/>
-        </w:trPr>
         <w:tc>
           <w:tcPr>
             <w:tcW w:w="0" w:type="auto"/>
-            <w:vAlign w:val="center"/>
             <w:hideMark/>
           </w:tcPr>
           <w:p>
             <w:pPr>
-              <w:spacing w:after="0" w:line="240" w:lineRule="auto"/>
-              <w:rPr>
-                <w:rFonts w:ascii="Times New Roman" w:eastAsia="Times New Roman" w:hAnsi="Times New Roman" w:cs="Times New Roman"/>
-                <w:sz w:val="24"/>
-                <w:szCs w:val="24"/>
+              <w:rPr>
+                <w:rFonts w:ascii="Times New Roman" w:eastAsia="Times New Roman" w:hAnsi="Times New Roman" w:cs="Times New Roman"/>
+                <w:sz w:val="24"/>
+                <w:szCs w:val="24"/>
+                <w:lang w:val="vi-VN"/>
               </w:rPr>
             </w:pPr>
             <w:r>
@@ -683,20 +627,19 @@
                 <w:rFonts w:ascii="Times New Roman" w:eastAsia="Times New Roman" w:hAnsi="Times New Roman" w:cs="Times New Roman"/>
                 <w:sz w:val="24"/>
                 <w:szCs w:val="24"/>
-              </w:rPr>
-              <w:t>order_items</w:t>
+                <w:lang w:val="vi-VN"/>
+              </w:rPr>
+              <w:t>OrderItems</w:t>
             </w:r>
           </w:p>
         </w:tc>
         <w:tc>
           <w:tcPr>
             <w:tcW w:w="0" w:type="auto"/>
-            <w:vAlign w:val="center"/>
             <w:hideMark/>
           </w:tcPr>
           <w:p>
             <w:pPr>
-              <w:spacing w:after="0" w:line="240" w:lineRule="auto"/>
               <w:rPr>
                 <w:rFonts w:ascii="Times New Roman" w:eastAsia="Times New Roman" w:hAnsi="Times New Roman" w:cs="Times New Roman"/>
                 <w:sz w:val="24"/>
@@ -716,12 +659,10 @@
         <w:tc>
           <w:tcPr>
             <w:tcW w:w="0" w:type="auto"/>
-            <w:vAlign w:val="center"/>
             <w:hideMark/>
           </w:tcPr>
           <w:p>
             <w:pPr>
-              <w:spacing w:after="0" w:line="240" w:lineRule="auto"/>
               <w:rPr>
                 <w:rFonts w:ascii="Times New Roman" w:eastAsia="Times New Roman" w:hAnsi="Times New Roman" w:cs="Times New Roman"/>
                 <w:sz w:val="24"/>
@@ -743,12 +684,10 @@
         <w:tc>
           <w:tcPr>
             <w:tcW w:w="0" w:type="auto"/>
-            <w:vAlign w:val="center"/>
             <w:hideMark/>
           </w:tcPr>
           <w:p>
             <w:pPr>
-              <w:spacing w:after="0" w:line="240" w:lineRule="auto"/>
               <w:rPr>
                 <w:rFonts w:ascii="Times New Roman" w:eastAsia="Times New Roman" w:hAnsi="Times New Roman" w:cs="Times New Roman"/>
                 <w:sz w:val="24"/>
@@ -767,22 +706,18 @@
         </w:tc>
       </w:tr>
       <w:tr>
-        <w:trPr>
-          <w:tblCellSpacing w:w="15" w:type="dxa"/>
-        </w:trPr>
         <w:tc>
           <w:tcPr>
             <w:tcW w:w="0" w:type="auto"/>
-            <w:vAlign w:val="center"/>
             <w:hideMark/>
           </w:tcPr>
           <w:p>
             <w:pPr>
-              <w:spacing w:after="0" w:line="240" w:lineRule="auto"/>
-              <w:rPr>
-                <w:rFonts w:ascii="Times New Roman" w:eastAsia="Times New Roman" w:hAnsi="Times New Roman" w:cs="Times New Roman"/>
-                <w:sz w:val="24"/>
-                <w:szCs w:val="24"/>
+              <w:rPr>
+                <w:rFonts w:ascii="Times New Roman" w:eastAsia="Times New Roman" w:hAnsi="Times New Roman" w:cs="Times New Roman"/>
+                <w:sz w:val="24"/>
+                <w:szCs w:val="24"/>
+                <w:lang w:val="vi-VN"/>
               </w:rPr>
             </w:pPr>
             <w:r>
@@ -790,20 +725,19 @@
                 <w:rFonts w:ascii="Times New Roman" w:eastAsia="Times New Roman" w:hAnsi="Times New Roman" w:cs="Times New Roman"/>
                 <w:sz w:val="24"/>
                 <w:szCs w:val="24"/>
-              </w:rPr>
-              <w:t>order_items</w:t>
+                <w:lang w:val="vi-VN"/>
+              </w:rPr>
+              <w:t>OrderItems</w:t>
             </w:r>
           </w:p>
         </w:tc>
         <w:tc>
           <w:tcPr>
             <w:tcW w:w="0" w:type="auto"/>
-            <w:vAlign w:val="center"/>
             <w:hideMark/>
           </w:tcPr>
           <w:p>
             <w:pPr>
-              <w:spacing w:after="0" w:line="240" w:lineRule="auto"/>
               <w:rPr>
                 <w:rFonts w:ascii="Times New Roman" w:eastAsia="Times New Roman" w:hAnsi="Times New Roman" w:cs="Times New Roman"/>
                 <w:sz w:val="24"/>
@@ -823,12 +757,10 @@
         <w:tc>
           <w:tcPr>
             <w:tcW w:w="0" w:type="auto"/>
-            <w:vAlign w:val="center"/>
             <w:hideMark/>
           </w:tcPr>
           <w:p>
             <w:pPr>
-              <w:spacing w:after="0" w:line="240" w:lineRule="auto"/>
               <w:rPr>
                 <w:rFonts w:ascii="Times New Roman" w:eastAsia="Times New Roman" w:hAnsi="Times New Roman" w:cs="Times New Roman"/>
                 <w:sz w:val="24"/>
@@ -850,12 +782,10 @@
         <w:tc>
           <w:tcPr>
             <w:tcW w:w="0" w:type="auto"/>
-            <w:vAlign w:val="center"/>
             <w:hideMark/>
           </w:tcPr>
           <w:p>
             <w:pPr>
-              <w:spacing w:after="0" w:line="240" w:lineRule="auto"/>
               <w:rPr>
                 <w:rFonts w:ascii="Times New Roman" w:eastAsia="Times New Roman" w:hAnsi="Times New Roman" w:cs="Times New Roman"/>
                 <w:sz w:val="24"/>
@@ -874,18 +804,13 @@
         </w:tc>
       </w:tr>
       <w:tr>
-        <w:trPr>
-          <w:tblCellSpacing w:w="15" w:type="dxa"/>
-        </w:trPr>
         <w:tc>
           <w:tcPr>
             <w:tcW w:w="0" w:type="auto"/>
-            <w:vAlign w:val="center"/>
             <w:hideMark/>
           </w:tcPr>
           <w:p>
             <w:pPr>
-              <w:spacing w:after="0" w:line="240" w:lineRule="auto"/>
               <w:rPr>
                 <w:rFonts w:ascii="Times New Roman" w:eastAsia="Times New Roman" w:hAnsi="Times New Roman" w:cs="Times New Roman"/>
                 <w:sz w:val="24"/>
@@ -897,20 +822,19 @@
                 <w:rFonts w:ascii="Times New Roman" w:eastAsia="Times New Roman" w:hAnsi="Times New Roman" w:cs="Times New Roman"/>
                 <w:sz w:val="24"/>
                 <w:szCs w:val="24"/>
-              </w:rPr>
-              <w:t>orders_enriched</w:t>
+                <w:lang w:val="vi-VN"/>
+              </w:rPr>
+              <w:t>Orders</w:t>
             </w:r>
           </w:p>
         </w:tc>
         <w:tc>
           <w:tcPr>
             <w:tcW w:w="0" w:type="auto"/>
-            <w:vAlign w:val="center"/>
             <w:hideMark/>
           </w:tcPr>
           <w:p>
             <w:pPr>
-              <w:spacing w:after="0" w:line="240" w:lineRule="auto"/>
               <w:rPr>
                 <w:rFonts w:ascii="Times New Roman" w:eastAsia="Times New Roman" w:hAnsi="Times New Roman" w:cs="Times New Roman"/>
                 <w:sz w:val="24"/>
@@ -930,12 +854,10 @@
         <w:tc>
           <w:tcPr>
             <w:tcW w:w="0" w:type="auto"/>
-            <w:vAlign w:val="center"/>
             <w:hideMark/>
           </w:tcPr>
           <w:p>
             <w:pPr>
-              <w:spacing w:after="0" w:line="240" w:lineRule="auto"/>
               <w:rPr>
                 <w:rFonts w:ascii="Times New Roman" w:eastAsia="Times New Roman" w:hAnsi="Times New Roman" w:cs="Times New Roman"/>
                 <w:sz w:val="24"/>
@@ -955,12 +877,10 @@
         <w:tc>
           <w:tcPr>
             <w:tcW w:w="0" w:type="auto"/>
-            <w:vAlign w:val="center"/>
             <w:hideMark/>
           </w:tcPr>
           <w:p>
             <w:pPr>
-              <w:spacing w:after="0" w:line="240" w:lineRule="auto"/>
               <w:rPr>
                 <w:rFonts w:ascii="Times New Roman" w:eastAsia="Times New Roman" w:hAnsi="Times New Roman" w:cs="Times New Roman"/>
                 <w:sz w:val="24"/>
@@ -979,22 +899,18 @@
         </w:tc>
       </w:tr>
       <w:tr>
-        <w:trPr>
-          <w:tblCellSpacing w:w="15" w:type="dxa"/>
-        </w:trPr>
         <w:tc>
           <w:tcPr>
             <w:tcW w:w="0" w:type="auto"/>
-            <w:vAlign w:val="center"/>
             <w:hideMark/>
           </w:tcPr>
           <w:p>
             <w:pPr>
-              <w:spacing w:after="0" w:line="240" w:lineRule="auto"/>
-              <w:rPr>
-                <w:rFonts w:ascii="Times New Roman" w:eastAsia="Times New Roman" w:hAnsi="Times New Roman" w:cs="Times New Roman"/>
-                <w:sz w:val="24"/>
-                <w:szCs w:val="24"/>
+              <w:rPr>
+                <w:rFonts w:ascii="Times New Roman" w:eastAsia="Times New Roman" w:hAnsi="Times New Roman" w:cs="Times New Roman"/>
+                <w:sz w:val="24"/>
+                <w:szCs w:val="24"/>
+                <w:lang w:val="vi-VN"/>
               </w:rPr>
             </w:pPr>
             <w:r>
@@ -1002,20 +918,19 @@
                 <w:rFonts w:ascii="Times New Roman" w:eastAsia="Times New Roman" w:hAnsi="Times New Roman" w:cs="Times New Roman"/>
                 <w:sz w:val="24"/>
                 <w:szCs w:val="24"/>
-              </w:rPr>
-              <w:t>order_items</w:t>
+                <w:lang w:val="vi-VN"/>
+              </w:rPr>
+              <w:t>OrderItems</w:t>
             </w:r>
           </w:p>
         </w:tc>
         <w:tc>
           <w:tcPr>
             <w:tcW w:w="0" w:type="auto"/>
-            <w:vAlign w:val="center"/>
             <w:hideMark/>
           </w:tcPr>
           <w:p>
             <w:pPr>
-              <w:spacing w:after="0" w:line="240" w:lineRule="auto"/>
               <w:rPr>
                 <w:rFonts w:ascii="Times New Roman" w:eastAsia="Times New Roman" w:hAnsi="Times New Roman" w:cs="Times New Roman"/>
                 <w:sz w:val="24"/>
@@ -1035,12 +950,10 @@
         <w:tc>
           <w:tcPr>
             <w:tcW w:w="0" w:type="auto"/>
-            <w:vAlign w:val="center"/>
             <w:hideMark/>
           </w:tcPr>
           <w:p>
             <w:pPr>
-              <w:spacing w:after="0" w:line="240" w:lineRule="auto"/>
               <w:rPr>
                 <w:rFonts w:ascii="Times New Roman" w:eastAsia="Times New Roman" w:hAnsi="Times New Roman" w:cs="Times New Roman"/>
                 <w:sz w:val="24"/>
@@ -1060,12 +973,10 @@
         <w:tc>
           <w:tcPr>
             <w:tcW w:w="0" w:type="auto"/>
-            <w:vAlign w:val="center"/>
             <w:hideMark/>
           </w:tcPr>
           <w:p>
             <w:pPr>
-              <w:spacing w:after="0" w:line="240" w:lineRule="auto"/>
               <w:rPr>
                 <w:rFonts w:ascii="Times New Roman" w:eastAsia="Times New Roman" w:hAnsi="Times New Roman" w:cs="Times New Roman"/>
                 <w:sz w:val="24"/>
@@ -1184,6 +1095,7 @@
           <w:rStyle w:val="mord"/>
           <w:rFonts w:ascii="Times New Roman" w:hAnsi="Times New Roman" w:cs="Times New Roman"/>
           <w:b/>
+          <w:noProof/>
           <w:sz w:val="24"/>
           <w:szCs w:val="24"/>
         </w:rPr>
@@ -1275,6 +1187,7 @@
           <w:rStyle w:val="mord"/>
           <w:rFonts w:ascii="Times New Roman" w:hAnsi="Times New Roman" w:cs="Times New Roman"/>
           <w:b/>
+          <w:noProof/>
           <w:sz w:val="24"/>
           <w:szCs w:val="24"/>
         </w:rPr>
@@ -1344,6 +1257,9 @@
         </w:rPr>
       </w:pPr>
       <w:r>
+        <w:rPr>
+          <w:noProof/>
+        </w:rPr>
         <w:drawing>
           <wp:inline distT="0" distB="0" distL="0" distR="0" wp14:anchorId="34AE0B4B" wp14:editId="15F3E937">
             <wp:extent cx="2896004" cy="390580"/>
@@ -1431,7 +1347,6 @@
           <w:sz w:val="24"/>
           <w:szCs w:val="24"/>
         </w:rPr>
-        <w:lastRenderedPageBreak/>
         <w:t xml:space="preserve">3. KPI </w:t>
       </w:r>
     </w:p>
@@ -1452,6 +1367,7 @@
           <w:sz w:val="24"/>
           <w:szCs w:val="24"/>
         </w:rPr>
+        <w:lastRenderedPageBreak/>
         <w:t>KPI 1: Tổng doanh thu thực tế</w:t>
       </w:r>
     </w:p>
@@ -1468,6 +1384,7 @@
       <w:r>
         <w:rPr>
           <w:rFonts w:ascii="Times New Roman" w:eastAsia="Times New Roman" w:hAnsi="Times New Roman" w:cs="Times New Roman"/>
+          <w:noProof/>
           <w:sz w:val="24"/>
           <w:szCs w:val="24"/>
         </w:rPr>
@@ -1619,6 +1536,7 @@
       <w:r>
         <w:rPr>
           <w:rFonts w:ascii="Times New Roman" w:hAnsi="Times New Roman" w:cs="Times New Roman"/>
+          <w:noProof/>
           <w:sz w:val="24"/>
           <w:szCs w:val="24"/>
         </w:rPr>
@@ -1767,7 +1685,7 @@
         <w:tblLook w:val="04A0" w:firstRow="1" w:lastRow="0" w:firstColumn="1" w:lastColumn="0" w:noHBand="0" w:noVBand="1"/>
       </w:tblPr>
       <w:tblGrid>
-        <w:gridCol w:w="6659"/>
+        <w:gridCol w:w="7263"/>
         <w:gridCol w:w="81"/>
       </w:tblGrid>
       <w:tr>
@@ -1781,34 +1699,22 @@
           </w:tcPr>
           <w:tbl>
             <w:tblPr>
+              <w:tblStyle w:val="TableGrid"/>
               <w:tblW w:w="0" w:type="auto"/>
-              <w:tblCellSpacing w:w="15" w:type="dxa"/>
-              <w:tblCellMar>
-                <w:top w:w="15" w:type="dxa"/>
-                <w:left w:w="15" w:type="dxa"/>
-                <w:bottom w:w="15" w:type="dxa"/>
-                <w:right w:w="15" w:type="dxa"/>
-              </w:tblCellMar>
               <w:tblLook w:val="04A0" w:firstRow="1" w:lastRow="0" w:firstColumn="1" w:lastColumn="0" w:noHBand="0" w:noVBand="1"/>
             </w:tblPr>
             <w:tblGrid>
-              <w:gridCol w:w="1621"/>
-              <w:gridCol w:w="3201"/>
+              <w:gridCol w:w="1309"/>
+              <w:gridCol w:w="3342"/>
             </w:tblGrid>
             <w:tr>
-              <w:trPr>
-                <w:tblHeader/>
-                <w:tblCellSpacing w:w="15" w:type="dxa"/>
-              </w:trPr>
               <w:tc>
                 <w:tcPr>
                   <w:tcW w:w="0" w:type="auto"/>
-                  <w:vAlign w:val="center"/>
                   <w:hideMark/>
                 </w:tcPr>
                 <w:p>
                   <w:pPr>
-                    <w:spacing w:after="0" w:line="240" w:lineRule="auto"/>
                     <w:jc w:val="center"/>
                     <w:rPr>
                       <w:rFonts w:ascii="Times New Roman" w:eastAsia="Times New Roman" w:hAnsi="Times New Roman" w:cs="Times New Roman"/>
@@ -1833,12 +1739,10 @@
               <w:tc>
                 <w:tcPr>
                   <w:tcW w:w="0" w:type="auto"/>
-                  <w:vAlign w:val="center"/>
                   <w:hideMark/>
                 </w:tcPr>
                 <w:p>
                   <w:pPr>
-                    <w:spacing w:after="0" w:line="240" w:lineRule="auto"/>
                     <w:jc w:val="center"/>
                     <w:rPr>
                       <w:rFonts w:ascii="Times New Roman" w:eastAsia="Times New Roman" w:hAnsi="Times New Roman" w:cs="Times New Roman"/>
@@ -1862,18 +1766,13 @@
               </w:tc>
             </w:tr>
             <w:tr>
-              <w:trPr>
-                <w:tblCellSpacing w:w="15" w:type="dxa"/>
-              </w:trPr>
               <w:tc>
                 <w:tcPr>
                   <w:tcW w:w="0" w:type="auto"/>
-                  <w:vAlign w:val="center"/>
                   <w:hideMark/>
                 </w:tcPr>
                 <w:p>
                   <w:pPr>
-                    <w:spacing w:after="0" w:line="240" w:lineRule="auto"/>
                     <w:rPr>
                       <w:rFonts w:ascii="Times New Roman" w:eastAsia="Times New Roman" w:hAnsi="Times New Roman" w:cs="Times New Roman"/>
                       <w:sz w:val="24"/>
@@ -1885,20 +1784,19 @@
                       <w:rFonts w:ascii="Times New Roman" w:eastAsia="Times New Roman" w:hAnsi="Times New Roman" w:cs="Times New Roman"/>
                       <w:sz w:val="24"/>
                       <w:szCs w:val="24"/>
-                    </w:rPr>
-                    <w:t>orders_enriched</w:t>
+                      <w:lang w:val="vi-VN"/>
+                    </w:rPr>
+                    <w:t>Orders</w:t>
                   </w:r>
                 </w:p>
               </w:tc>
               <w:tc>
                 <w:tcPr>
                   <w:tcW w:w="0" w:type="auto"/>
-                  <w:vAlign w:val="center"/>
                   <w:hideMark/>
                 </w:tcPr>
                 <w:p>
                   <w:pPr>
-                    <w:spacing w:after="0" w:line="240" w:lineRule="auto"/>
                     <w:rPr>
                       <w:rFonts w:ascii="Times New Roman" w:eastAsia="Times New Roman" w:hAnsi="Times New Roman" w:cs="Times New Roman"/>
                       <w:sz w:val="24"/>
@@ -1917,18 +1815,13 @@
               </w:tc>
             </w:tr>
             <w:tr>
-              <w:trPr>
-                <w:tblCellSpacing w:w="15" w:type="dxa"/>
-              </w:trPr>
               <w:tc>
                 <w:tcPr>
                   <w:tcW w:w="0" w:type="auto"/>
-                  <w:vAlign w:val="center"/>
                   <w:hideMark/>
                 </w:tcPr>
                 <w:p>
                   <w:pPr>
-                    <w:spacing w:after="0" w:line="240" w:lineRule="auto"/>
                     <w:rPr>
                       <w:rFonts w:ascii="Times New Roman" w:eastAsia="Times New Roman" w:hAnsi="Times New Roman" w:cs="Times New Roman"/>
                       <w:sz w:val="24"/>
@@ -1940,20 +1833,27 @@
                       <w:rFonts w:ascii="Times New Roman" w:eastAsia="Times New Roman" w:hAnsi="Times New Roman" w:cs="Times New Roman"/>
                       <w:sz w:val="24"/>
                       <w:szCs w:val="24"/>
-                    </w:rPr>
-                    <w:t>order_items</w:t>
+                      <w:lang w:val="vi-VN"/>
+                    </w:rPr>
+                    <w:t>OrderI</w:t>
+                  </w:r>
+                  <w:r>
+                    <w:rPr>
+                      <w:rFonts w:ascii="Times New Roman" w:eastAsia="Times New Roman" w:hAnsi="Times New Roman" w:cs="Times New Roman"/>
+                      <w:sz w:val="24"/>
+                      <w:szCs w:val="24"/>
+                    </w:rPr>
+                    <w:t>tems</w:t>
                   </w:r>
                 </w:p>
               </w:tc>
               <w:tc>
                 <w:tcPr>
                   <w:tcW w:w="0" w:type="auto"/>
-                  <w:vAlign w:val="center"/>
                   <w:hideMark/>
                 </w:tcPr>
                 <w:p>
                   <w:pPr>
-                    <w:spacing w:after="0" w:line="240" w:lineRule="auto"/>
                     <w:rPr>
                       <w:rFonts w:ascii="Times New Roman" w:eastAsia="Times New Roman" w:hAnsi="Times New Roman" w:cs="Times New Roman"/>
                       <w:sz w:val="24"/>
@@ -1972,18 +1872,13 @@
               </w:tc>
             </w:tr>
             <w:tr>
-              <w:trPr>
-                <w:tblCellSpacing w:w="15" w:type="dxa"/>
-              </w:trPr>
               <w:tc>
                 <w:tcPr>
                   <w:tcW w:w="0" w:type="auto"/>
-                  <w:vAlign w:val="center"/>
                   <w:hideMark/>
                 </w:tcPr>
                 <w:p>
                   <w:pPr>
-                    <w:spacing w:after="0" w:line="240" w:lineRule="auto"/>
                     <w:rPr>
                       <w:rFonts w:ascii="Times New Roman" w:eastAsia="Times New Roman" w:hAnsi="Times New Roman" w:cs="Times New Roman"/>
                       <w:sz w:val="24"/>
@@ -1995,20 +1890,19 @@
                       <w:rFonts w:ascii="Times New Roman" w:eastAsia="Times New Roman" w:hAnsi="Times New Roman" w:cs="Times New Roman"/>
                       <w:sz w:val="24"/>
                       <w:szCs w:val="24"/>
-                    </w:rPr>
-                    <w:t>products</w:t>
+                      <w:lang w:val="vi-VN"/>
+                    </w:rPr>
+                    <w:t>Product</w:t>
                   </w:r>
                 </w:p>
               </w:tc>
               <w:tc>
                 <w:tcPr>
                   <w:tcW w:w="0" w:type="auto"/>
-                  <w:vAlign w:val="center"/>
                   <w:hideMark/>
                 </w:tcPr>
                 <w:p>
                   <w:pPr>
-                    <w:spacing w:after="0" w:line="240" w:lineRule="auto"/>
                     <w:rPr>
                       <w:rFonts w:ascii="Times New Roman" w:eastAsia="Times New Roman" w:hAnsi="Times New Roman" w:cs="Times New Roman"/>
                       <w:sz w:val="24"/>
@@ -2049,36 +1943,24 @@
           </w:p>
           <w:tbl>
             <w:tblPr>
+              <w:tblStyle w:val="TableGrid"/>
               <w:tblW w:w="0" w:type="auto"/>
-              <w:tblCellSpacing w:w="15" w:type="dxa"/>
-              <w:tblCellMar>
-                <w:top w:w="15" w:type="dxa"/>
-                <w:left w:w="15" w:type="dxa"/>
-                <w:bottom w:w="15" w:type="dxa"/>
-                <w:right w:w="15" w:type="dxa"/>
-              </w:tblCellMar>
               <w:tblLook w:val="04A0" w:firstRow="1" w:lastRow="0" w:firstColumn="1" w:lastColumn="0" w:noHBand="0" w:noVBand="1"/>
             </w:tblPr>
             <w:tblGrid>
-              <w:gridCol w:w="1621"/>
-              <w:gridCol w:w="1714"/>
-              <w:gridCol w:w="1114"/>
-              <w:gridCol w:w="2135"/>
+              <w:gridCol w:w="1762"/>
+              <w:gridCol w:w="1870"/>
+              <w:gridCol w:w="1270"/>
+              <w:gridCol w:w="2276"/>
             </w:tblGrid>
             <w:tr>
-              <w:trPr>
-                <w:tblHeader/>
-                <w:tblCellSpacing w:w="15" w:type="dxa"/>
-              </w:trPr>
               <w:tc>
                 <w:tcPr>
                   <w:tcW w:w="0" w:type="auto"/>
-                  <w:vAlign w:val="center"/>
                   <w:hideMark/>
                 </w:tcPr>
                 <w:p>
                   <w:pPr>
-                    <w:spacing w:after="0" w:line="240" w:lineRule="auto"/>
                     <w:jc w:val="center"/>
                     <w:rPr>
                       <w:rFonts w:ascii="Times New Roman" w:eastAsia="Times New Roman" w:hAnsi="Times New Roman" w:cs="Times New Roman"/>
@@ -2098,17 +1980,17 @@
                     </w:rPr>
                     <w:t>Bảng</w:t>
                   </w:r>
+                  <w:bookmarkStart w:id="0" w:name="_GoBack"/>
+                  <w:bookmarkEnd w:id="0"/>
                 </w:p>
               </w:tc>
               <w:tc>
                 <w:tcPr>
                   <w:tcW w:w="0" w:type="auto"/>
-                  <w:vAlign w:val="center"/>
                   <w:hideMark/>
                 </w:tcPr>
                 <w:p>
                   <w:pPr>
-                    <w:spacing w:after="0" w:line="240" w:lineRule="auto"/>
                     <w:jc w:val="center"/>
                     <w:rPr>
                       <w:rFonts w:ascii="Times New Roman" w:eastAsia="Times New Roman" w:hAnsi="Times New Roman" w:cs="Times New Roman"/>
@@ -2133,12 +2015,10 @@
               <w:tc>
                 <w:tcPr>
                   <w:tcW w:w="0" w:type="auto"/>
-                  <w:vAlign w:val="center"/>
                   <w:hideMark/>
                 </w:tcPr>
                 <w:p>
                   <w:pPr>
-                    <w:spacing w:after="0" w:line="240" w:lineRule="auto"/>
                     <w:jc w:val="center"/>
                     <w:rPr>
                       <w:rFonts w:ascii="Times New Roman" w:eastAsia="Times New Roman" w:hAnsi="Times New Roman" w:cs="Times New Roman"/>
@@ -2163,12 +2043,10 @@
               <w:tc>
                 <w:tcPr>
                   <w:tcW w:w="0" w:type="auto"/>
-                  <w:vAlign w:val="center"/>
                   <w:hideMark/>
                 </w:tcPr>
                 <w:p>
                   <w:pPr>
-                    <w:spacing w:after="0" w:line="240" w:lineRule="auto"/>
                     <w:jc w:val="center"/>
                     <w:rPr>
                       <w:rFonts w:ascii="Times New Roman" w:eastAsia="Times New Roman" w:hAnsi="Times New Roman" w:cs="Times New Roman"/>
@@ -2192,18 +2070,13 @@
               </w:tc>
             </w:tr>
             <w:tr>
-              <w:trPr>
-                <w:tblCellSpacing w:w="15" w:type="dxa"/>
-              </w:trPr>
               <w:tc>
                 <w:tcPr>
                   <w:tcW w:w="0" w:type="auto"/>
-                  <w:vAlign w:val="center"/>
                   <w:hideMark/>
                 </w:tcPr>
                 <w:p>
                   <w:pPr>
-                    <w:spacing w:after="0" w:line="240" w:lineRule="auto"/>
                     <w:rPr>
                       <w:rFonts w:ascii="Times New Roman" w:eastAsia="Times New Roman" w:hAnsi="Times New Roman" w:cs="Times New Roman"/>
                       <w:sz w:val="24"/>
@@ -2223,12 +2096,10 @@
               <w:tc>
                 <w:tcPr>
                   <w:tcW w:w="0" w:type="auto"/>
-                  <w:vAlign w:val="center"/>
                   <w:hideMark/>
                 </w:tcPr>
                 <w:p>
                   <w:pPr>
-                    <w:spacing w:after="0" w:line="240" w:lineRule="auto"/>
                     <w:rPr>
                       <w:rFonts w:ascii="Times New Roman" w:eastAsia="Times New Roman" w:hAnsi="Times New Roman" w:cs="Times New Roman"/>
                       <w:sz w:val="24"/>
@@ -2248,12 +2119,10 @@
               <w:tc>
                 <w:tcPr>
                   <w:tcW w:w="0" w:type="auto"/>
-                  <w:vAlign w:val="center"/>
                   <w:hideMark/>
                 </w:tcPr>
                 <w:p>
                   <w:pPr>
-                    <w:spacing w:after="0" w:line="240" w:lineRule="auto"/>
                     <w:rPr>
                       <w:rFonts w:ascii="Times New Roman" w:eastAsia="Times New Roman" w:hAnsi="Times New Roman" w:cs="Times New Roman"/>
                       <w:sz w:val="24"/>
@@ -2273,12 +2142,10 @@
               <w:tc>
                 <w:tcPr>
                   <w:tcW w:w="0" w:type="auto"/>
-                  <w:vAlign w:val="center"/>
                   <w:hideMark/>
                 </w:tcPr>
                 <w:p>
                   <w:pPr>
-                    <w:spacing w:after="0" w:line="240" w:lineRule="auto"/>
                     <w:rPr>
                       <w:rFonts w:ascii="Times New Roman" w:eastAsia="Times New Roman" w:hAnsi="Times New Roman" w:cs="Times New Roman"/>
                       <w:sz w:val="24"/>
@@ -2297,18 +2164,13 @@
               </w:tc>
             </w:tr>
             <w:tr>
-              <w:trPr>
-                <w:tblCellSpacing w:w="15" w:type="dxa"/>
-              </w:trPr>
               <w:tc>
                 <w:tcPr>
                   <w:tcW w:w="0" w:type="auto"/>
-                  <w:vAlign w:val="center"/>
                   <w:hideMark/>
                 </w:tcPr>
                 <w:p>
                   <w:pPr>
-                    <w:spacing w:after="0" w:line="240" w:lineRule="auto"/>
                     <w:rPr>
                       <w:rFonts w:ascii="Times New Roman" w:eastAsia="Times New Roman" w:hAnsi="Times New Roman" w:cs="Times New Roman"/>
                       <w:sz w:val="24"/>
@@ -2328,12 +2190,10 @@
               <w:tc>
                 <w:tcPr>
                   <w:tcW w:w="0" w:type="auto"/>
-                  <w:vAlign w:val="center"/>
                   <w:hideMark/>
                 </w:tcPr>
                 <w:p>
                   <w:pPr>
-                    <w:spacing w:after="0" w:line="240" w:lineRule="auto"/>
                     <w:rPr>
                       <w:rFonts w:ascii="Times New Roman" w:eastAsia="Times New Roman" w:hAnsi="Times New Roman" w:cs="Times New Roman"/>
                       <w:sz w:val="24"/>
@@ -2353,12 +2213,10 @@
               <w:tc>
                 <w:tcPr>
                   <w:tcW w:w="0" w:type="auto"/>
-                  <w:vAlign w:val="center"/>
                   <w:hideMark/>
                 </w:tcPr>
                 <w:p>
                   <w:pPr>
-                    <w:spacing w:after="0" w:line="240" w:lineRule="auto"/>
                     <w:rPr>
                       <w:rFonts w:ascii="Times New Roman" w:eastAsia="Times New Roman" w:hAnsi="Times New Roman" w:cs="Times New Roman"/>
                       <w:sz w:val="24"/>
@@ -2378,12 +2236,10 @@
               <w:tc>
                 <w:tcPr>
                   <w:tcW w:w="0" w:type="auto"/>
-                  <w:vAlign w:val="center"/>
                   <w:hideMark/>
                 </w:tcPr>
                 <w:p>
                   <w:pPr>
-                    <w:spacing w:after="0" w:line="240" w:lineRule="auto"/>
                     <w:rPr>
                       <w:rFonts w:ascii="Times New Roman" w:eastAsia="Times New Roman" w:hAnsi="Times New Roman" w:cs="Times New Roman"/>
                       <w:sz w:val="24"/>
@@ -2402,18 +2258,13 @@
               </w:tc>
             </w:tr>
             <w:tr>
-              <w:trPr>
-                <w:tblCellSpacing w:w="15" w:type="dxa"/>
-              </w:trPr>
               <w:tc>
                 <w:tcPr>
                   <w:tcW w:w="0" w:type="auto"/>
-                  <w:vAlign w:val="center"/>
                   <w:hideMark/>
                 </w:tcPr>
                 <w:p>
                   <w:pPr>
-                    <w:spacing w:after="0" w:line="240" w:lineRule="auto"/>
                     <w:rPr>
                       <w:rFonts w:ascii="Times New Roman" w:eastAsia="Times New Roman" w:hAnsi="Times New Roman" w:cs="Times New Roman"/>
                       <w:sz w:val="24"/>
@@ -2433,12 +2284,10 @@
               <w:tc>
                 <w:tcPr>
                   <w:tcW w:w="0" w:type="auto"/>
-                  <w:vAlign w:val="center"/>
                   <w:hideMark/>
                 </w:tcPr>
                 <w:p>
                   <w:pPr>
-                    <w:spacing w:after="0" w:line="240" w:lineRule="auto"/>
                     <w:rPr>
                       <w:rFonts w:ascii="Times New Roman" w:eastAsia="Times New Roman" w:hAnsi="Times New Roman" w:cs="Times New Roman"/>
                       <w:sz w:val="24"/>
@@ -2458,12 +2307,10 @@
               <w:tc>
                 <w:tcPr>
                   <w:tcW w:w="0" w:type="auto"/>
-                  <w:vAlign w:val="center"/>
                   <w:hideMark/>
                 </w:tcPr>
                 <w:p>
                   <w:pPr>
-                    <w:spacing w:after="0" w:line="240" w:lineRule="auto"/>
                     <w:rPr>
                       <w:rFonts w:ascii="Times New Roman" w:eastAsia="Times New Roman" w:hAnsi="Times New Roman" w:cs="Times New Roman"/>
                       <w:sz w:val="24"/>
@@ -2485,12 +2332,10 @@
               <w:tc>
                 <w:tcPr>
                   <w:tcW w:w="0" w:type="auto"/>
-                  <w:vAlign w:val="center"/>
                   <w:hideMark/>
                 </w:tcPr>
                 <w:p>
                   <w:pPr>
-                    <w:spacing w:after="0" w:line="240" w:lineRule="auto"/>
                     <w:rPr>
                       <w:rFonts w:ascii="Times New Roman" w:eastAsia="Times New Roman" w:hAnsi="Times New Roman" w:cs="Times New Roman"/>
                       <w:sz w:val="24"/>
@@ -2509,18 +2354,13 @@
               </w:tc>
             </w:tr>
             <w:tr>
-              <w:trPr>
-                <w:tblCellSpacing w:w="15" w:type="dxa"/>
-              </w:trPr>
               <w:tc>
                 <w:tcPr>
                   <w:tcW w:w="0" w:type="auto"/>
-                  <w:vAlign w:val="center"/>
                   <w:hideMark/>
                 </w:tcPr>
                 <w:p>
                   <w:pPr>
-                    <w:spacing w:after="0" w:line="240" w:lineRule="auto"/>
                     <w:rPr>
                       <w:rFonts w:ascii="Times New Roman" w:eastAsia="Times New Roman" w:hAnsi="Times New Roman" w:cs="Times New Roman"/>
                       <w:sz w:val="24"/>
@@ -2540,12 +2380,10 @@
               <w:tc>
                 <w:tcPr>
                   <w:tcW w:w="0" w:type="auto"/>
-                  <w:vAlign w:val="center"/>
                   <w:hideMark/>
                 </w:tcPr>
                 <w:p>
                   <w:pPr>
-                    <w:spacing w:after="0" w:line="240" w:lineRule="auto"/>
                     <w:rPr>
                       <w:rFonts w:ascii="Times New Roman" w:eastAsia="Times New Roman" w:hAnsi="Times New Roman" w:cs="Times New Roman"/>
                       <w:sz w:val="24"/>
@@ -2565,12 +2403,10 @@
               <w:tc>
                 <w:tcPr>
                   <w:tcW w:w="0" w:type="auto"/>
-                  <w:vAlign w:val="center"/>
                   <w:hideMark/>
                 </w:tcPr>
                 <w:p>
                   <w:pPr>
-                    <w:spacing w:after="0" w:line="240" w:lineRule="auto"/>
                     <w:rPr>
                       <w:rFonts w:ascii="Times New Roman" w:eastAsia="Times New Roman" w:hAnsi="Times New Roman" w:cs="Times New Roman"/>
                       <w:sz w:val="24"/>
@@ -2592,12 +2428,10 @@
               <w:tc>
                 <w:tcPr>
                   <w:tcW w:w="0" w:type="auto"/>
-                  <w:vAlign w:val="center"/>
                   <w:hideMark/>
                 </w:tcPr>
                 <w:p>
                   <w:pPr>
-                    <w:spacing w:after="0" w:line="240" w:lineRule="auto"/>
                     <w:rPr>
                       <w:rFonts w:ascii="Times New Roman" w:eastAsia="Times New Roman" w:hAnsi="Times New Roman" w:cs="Times New Roman"/>
                       <w:sz w:val="24"/>
@@ -2616,18 +2450,13 @@
               </w:tc>
             </w:tr>
             <w:tr>
-              <w:trPr>
-                <w:tblCellSpacing w:w="15" w:type="dxa"/>
-              </w:trPr>
               <w:tc>
                 <w:tcPr>
                   <w:tcW w:w="0" w:type="auto"/>
-                  <w:vAlign w:val="center"/>
                   <w:hideMark/>
                 </w:tcPr>
                 <w:p>
                   <w:pPr>
-                    <w:spacing w:after="0" w:line="240" w:lineRule="auto"/>
                     <w:rPr>
                       <w:rFonts w:ascii="Times New Roman" w:eastAsia="Times New Roman" w:hAnsi="Times New Roman" w:cs="Times New Roman"/>
                       <w:sz w:val="24"/>
@@ -2647,12 +2476,10 @@
               <w:tc>
                 <w:tcPr>
                   <w:tcW w:w="0" w:type="auto"/>
-                  <w:vAlign w:val="center"/>
                   <w:hideMark/>
                 </w:tcPr>
                 <w:p>
                   <w:pPr>
-                    <w:spacing w:after="0" w:line="240" w:lineRule="auto"/>
                     <w:rPr>
                       <w:rFonts w:ascii="Times New Roman" w:eastAsia="Times New Roman" w:hAnsi="Times New Roman" w:cs="Times New Roman"/>
                       <w:sz w:val="24"/>
@@ -2672,12 +2499,10 @@
               <w:tc>
                 <w:tcPr>
                   <w:tcW w:w="0" w:type="auto"/>
-                  <w:vAlign w:val="center"/>
                   <w:hideMark/>
                 </w:tcPr>
                 <w:p>
                   <w:pPr>
-                    <w:spacing w:after="0" w:line="240" w:lineRule="auto"/>
                     <w:rPr>
                       <w:rFonts w:ascii="Times New Roman" w:eastAsia="Times New Roman" w:hAnsi="Times New Roman" w:cs="Times New Roman"/>
                       <w:sz w:val="24"/>
@@ -2699,12 +2524,10 @@
               <w:tc>
                 <w:tcPr>
                   <w:tcW w:w="0" w:type="auto"/>
-                  <w:vAlign w:val="center"/>
                   <w:hideMark/>
                 </w:tcPr>
                 <w:p>
                   <w:pPr>
-                    <w:spacing w:after="0" w:line="240" w:lineRule="auto"/>
                     <w:rPr>
                       <w:rFonts w:ascii="Times New Roman" w:eastAsia="Times New Roman" w:hAnsi="Times New Roman" w:cs="Times New Roman"/>
                       <w:sz w:val="24"/>
@@ -2723,18 +2546,13 @@
               </w:tc>
             </w:tr>
             <w:tr>
-              <w:trPr>
-                <w:tblCellSpacing w:w="15" w:type="dxa"/>
-              </w:trPr>
               <w:tc>
                 <w:tcPr>
                   <w:tcW w:w="0" w:type="auto"/>
-                  <w:vAlign w:val="center"/>
                   <w:hideMark/>
                 </w:tcPr>
                 <w:p>
                   <w:pPr>
-                    <w:spacing w:after="0" w:line="240" w:lineRule="auto"/>
                     <w:rPr>
                       <w:rFonts w:ascii="Times New Roman" w:eastAsia="Times New Roman" w:hAnsi="Times New Roman" w:cs="Times New Roman"/>
                       <w:sz w:val="24"/>
@@ -2754,12 +2572,10 @@
               <w:tc>
                 <w:tcPr>
                   <w:tcW w:w="0" w:type="auto"/>
-                  <w:vAlign w:val="center"/>
                   <w:hideMark/>
                 </w:tcPr>
                 <w:p>
                   <w:pPr>
-                    <w:spacing w:after="0" w:line="240" w:lineRule="auto"/>
                     <w:rPr>
                       <w:rFonts w:ascii="Times New Roman" w:eastAsia="Times New Roman" w:hAnsi="Times New Roman" w:cs="Times New Roman"/>
                       <w:sz w:val="24"/>
@@ -2779,12 +2595,10 @@
               <w:tc>
                 <w:tcPr>
                   <w:tcW w:w="0" w:type="auto"/>
-                  <w:vAlign w:val="center"/>
                   <w:hideMark/>
                 </w:tcPr>
                 <w:p>
                   <w:pPr>
-                    <w:spacing w:after="0" w:line="240" w:lineRule="auto"/>
                     <w:rPr>
                       <w:rFonts w:ascii="Times New Roman" w:eastAsia="Times New Roman" w:hAnsi="Times New Roman" w:cs="Times New Roman"/>
                       <w:sz w:val="24"/>
@@ -2804,12 +2618,10 @@
               <w:tc>
                 <w:tcPr>
                   <w:tcW w:w="0" w:type="auto"/>
-                  <w:vAlign w:val="center"/>
                   <w:hideMark/>
                 </w:tcPr>
                 <w:p>
                   <w:pPr>
-                    <w:spacing w:after="0" w:line="240" w:lineRule="auto"/>
                     <w:rPr>
                       <w:rFonts w:ascii="Times New Roman" w:eastAsia="Times New Roman" w:hAnsi="Times New Roman" w:cs="Times New Roman"/>
                       <w:sz w:val="24"/>
@@ -2987,6 +2799,7 @@
       <w:r>
         <w:rPr>
           <w:rFonts w:ascii="Times New Roman" w:eastAsia="Times New Roman" w:hAnsi="Times New Roman" w:cs="Times New Roman"/>
+          <w:noProof/>
           <w:sz w:val="24"/>
           <w:szCs w:val="24"/>
         </w:rPr>
@@ -3102,6 +2915,7 @@
       <w:r>
         <w:rPr>
           <w:rStyle w:val="vlist-s"/>
+          <w:noProof/>
         </w:rPr>
         <w:drawing>
           <wp:inline distT="0" distB="0" distL="0" distR="0" wp14:anchorId="463800CF" wp14:editId="252AFEB1">
@@ -3183,6 +2997,7 @@
         <w:rPr>
           <w:rFonts w:ascii="Times New Roman" w:hAnsi="Times New Roman" w:cs="Times New Roman"/>
           <w:b/>
+          <w:noProof/>
           <w:sz w:val="24"/>
           <w:szCs w:val="24"/>
         </w:rPr>
@@ -3275,16 +3090,7 @@
           <w:sz w:val="24"/>
           <w:szCs w:val="24"/>
         </w:rPr>
-        <w:t>KPI 1: Tỷ trọng đ</w:t>
-      </w:r>
-      <w:r>
-        <w:rPr>
-          <w:rFonts w:ascii="Times New Roman" w:hAnsi="Times New Roman" w:cs="Times New Roman"/>
-          <w:b/>
-          <w:sz w:val="24"/>
-          <w:szCs w:val="24"/>
-        </w:rPr>
-        <w:t>óng góp doanh thu theo Category</w:t>
+        <w:t>KPI 1: Tỷ trọng đóng góp doanh thu theo Category</w:t>
       </w:r>
       <w:r>
         <w:rPr>
@@ -3310,6 +3116,7 @@
         <w:rPr>
           <w:rFonts w:ascii="Times New Roman" w:hAnsi="Times New Roman" w:cs="Times New Roman"/>
           <w:b/>
+          <w:noProof/>
           <w:sz w:val="24"/>
           <w:szCs w:val="24"/>
         </w:rPr>
@@ -3420,6 +3227,7 @@
         <w:rPr>
           <w:rFonts w:ascii="Times New Roman" w:hAnsi="Times New Roman" w:cs="Times New Roman"/>
           <w:b/>
+          <w:noProof/>
           <w:sz w:val="24"/>
           <w:szCs w:val="24"/>
         </w:rPr>
@@ -3474,6 +3282,7 @@
         <w:rPr>
           <w:rFonts w:ascii="Times New Roman" w:hAnsi="Times New Roman" w:cs="Times New Roman"/>
           <w:b/>
+          <w:noProof/>
           <w:sz w:val="24"/>
           <w:szCs w:val="24"/>
         </w:rPr>
@@ -3567,6 +3376,7 @@
         <w:rPr>
           <w:rFonts w:ascii="Times New Roman" w:hAnsi="Times New Roman" w:cs="Times New Roman"/>
           <w:b/>
+          <w:noProof/>
           <w:sz w:val="24"/>
           <w:szCs w:val="24"/>
         </w:rPr>
@@ -3621,6 +3431,7 @@
         <w:rPr>
           <w:rFonts w:ascii="Times New Roman" w:hAnsi="Times New Roman" w:cs="Times New Roman"/>
           <w:b/>
+          <w:noProof/>
           <w:sz w:val="24"/>
           <w:szCs w:val="24"/>
         </w:rPr>
@@ -3660,8 +3471,6 @@
           </wp:inline>
         </w:drawing>
       </w:r>
-      <w:bookmarkStart w:id="0" w:name="_GoBack"/>
-      <w:bookmarkEnd w:id="0"/>
     </w:p>
     <w:sectPr>
       <w:pgSz w:w="12240" w:h="15840"/>
@@ -5224,6 +5033,25 @@
       <w:szCs w:val="24"/>
     </w:rPr>
   </w:style>
+  <w:style w:type="table" w:styleId="TableGrid">
+    <w:name w:val="Table Grid"/>
+    <w:basedOn w:val="TableNormal"/>
+    <w:uiPriority w:val="39"/>
+    <w:rsid w:val="00A61D64"/>
+    <w:pPr>
+      <w:spacing w:after="0" w:line="240" w:lineRule="auto"/>
+    </w:pPr>
+    <w:tblPr>
+      <w:tblBorders>
+        <w:top w:val="single" w:sz="4" w:space="0" w:color="auto"/>
+        <w:left w:val="single" w:sz="4" w:space="0" w:color="auto"/>
+        <w:bottom w:val="single" w:sz="4" w:space="0" w:color="auto"/>
+        <w:right w:val="single" w:sz="4" w:space="0" w:color="auto"/>
+        <w:insideH w:val="single" w:sz="4" w:space="0" w:color="auto"/>
+        <w:insideV w:val="single" w:sz="4" w:space="0" w:color="auto"/>
+      </w:tblBorders>
+    </w:tblPr>
+  </w:style>
 </w:styles>
 </file>
 
@@ -5493,7 +5321,7 @@
 </file>
 
 <file path=customXml/itemProps1.xml><?xml version="1.0" encoding="utf-8"?>
-<ds:datastoreItem xmlns:ds="http://schemas.openxmlformats.org/officeDocument/2006/customXml" ds:itemID="{C37A211D-2C87-45A2-8F2D-EA0D9EE5FC45}">
+<ds:datastoreItem xmlns:ds="http://schemas.openxmlformats.org/officeDocument/2006/customXml" ds:itemID="{AFEBBBEE-275A-40D7-8EA1-8511DFEEECCA}">
   <ds:schemaRefs>
     <ds:schemaRef ds:uri="http://schemas.openxmlformats.org/officeDocument/2006/bibliography"/>
   </ds:schemaRefs>

--- a/N3.1/06_problem_statement/Problem statemnet 1, 2.docx
+++ b/N3.1/06_problem_statement/Problem statemnet 1, 2.docx
@@ -1685,7 +1685,7 @@
         <w:tblLook w:val="04A0" w:firstRow="1" w:lastRow="0" w:firstColumn="1" w:lastColumn="0" w:noHBand="0" w:noVBand="1"/>
       </w:tblPr>
       <w:tblGrid>
-        <w:gridCol w:w="7263"/>
+        <w:gridCol w:w="6810"/>
         <w:gridCol w:w="81"/>
       </w:tblGrid>
       <w:tr>
@@ -1948,7 +1948,7 @@
               <w:tblLook w:val="04A0" w:firstRow="1" w:lastRow="0" w:firstColumn="1" w:lastColumn="0" w:noHBand="0" w:noVBand="1"/>
             </w:tblPr>
             <w:tblGrid>
-              <w:gridCol w:w="1762"/>
+              <w:gridCol w:w="1309"/>
               <w:gridCol w:w="1870"/>
               <w:gridCol w:w="1270"/>
               <w:gridCol w:w="2276"/>
@@ -1980,8 +1980,6 @@
                     </w:rPr>
                     <w:t>Bảng</w:t>
                   </w:r>
-                  <w:bookmarkStart w:id="0" w:name="_GoBack"/>
-                  <w:bookmarkEnd w:id="0"/>
                 </w:p>
               </w:tc>
               <w:tc>
@@ -2088,8 +2086,9 @@
                       <w:rFonts w:ascii="Times New Roman" w:eastAsia="Times New Roman" w:hAnsi="Times New Roman" w:cs="Times New Roman"/>
                       <w:sz w:val="24"/>
                       <w:szCs w:val="24"/>
-                    </w:rPr>
-                    <w:t>orders_enriched</w:t>
+                      <w:lang w:val="vi-VN"/>
+                    </w:rPr>
+                    <w:t>Orders</w:t>
                   </w:r>
                 </w:p>
               </w:tc>
@@ -2182,8 +2181,9 @@
                       <w:rFonts w:ascii="Times New Roman" w:eastAsia="Times New Roman" w:hAnsi="Times New Roman" w:cs="Times New Roman"/>
                       <w:sz w:val="24"/>
                       <w:szCs w:val="24"/>
-                    </w:rPr>
-                    <w:t>orders_enriched</w:t>
+                      <w:lang w:val="vi-VN"/>
+                    </w:rPr>
+                    <w:t>Orders</w:t>
                   </w:r>
                 </w:p>
               </w:tc>
@@ -2276,8 +2276,17 @@
                       <w:rFonts w:ascii="Times New Roman" w:eastAsia="Times New Roman" w:hAnsi="Times New Roman" w:cs="Times New Roman"/>
                       <w:sz w:val="24"/>
                       <w:szCs w:val="24"/>
-                    </w:rPr>
-                    <w:t>order_items</w:t>
+                      <w:lang w:val="vi-VN"/>
+                    </w:rPr>
+                    <w:t>OrderI</w:t>
+                  </w:r>
+                  <w:r>
+                    <w:rPr>
+                      <w:rFonts w:ascii="Times New Roman" w:eastAsia="Times New Roman" w:hAnsi="Times New Roman" w:cs="Times New Roman"/>
+                      <w:sz w:val="24"/>
+                      <w:szCs w:val="24"/>
+                    </w:rPr>
+                    <w:t>tems</w:t>
                   </w:r>
                 </w:p>
               </w:tc>
@@ -2372,8 +2381,17 @@
                       <w:rFonts w:ascii="Times New Roman" w:eastAsia="Times New Roman" w:hAnsi="Times New Roman" w:cs="Times New Roman"/>
                       <w:sz w:val="24"/>
                       <w:szCs w:val="24"/>
-                    </w:rPr>
-                    <w:t>order_items</w:t>
+                      <w:lang w:val="vi-VN"/>
+                    </w:rPr>
+                    <w:t>OrderI</w:t>
+                  </w:r>
+                  <w:r>
+                    <w:rPr>
+                      <w:rFonts w:ascii="Times New Roman" w:eastAsia="Times New Roman" w:hAnsi="Times New Roman" w:cs="Times New Roman"/>
+                      <w:sz w:val="24"/>
+                      <w:szCs w:val="24"/>
+                    </w:rPr>
+                    <w:t>tems</w:t>
                   </w:r>
                 </w:p>
               </w:tc>
@@ -2463,13 +2481,23 @@
                       <w:szCs w:val="24"/>
                     </w:rPr>
                   </w:pPr>
+                  <w:bookmarkStart w:id="0" w:name="_GoBack" w:colFirst="0" w:colLast="0"/>
                   <w:r>
                     <w:rPr>
                       <w:rFonts w:ascii="Times New Roman" w:eastAsia="Times New Roman" w:hAnsi="Times New Roman" w:cs="Times New Roman"/>
                       <w:sz w:val="24"/>
                       <w:szCs w:val="24"/>
-                    </w:rPr>
-                    <w:t>order_items</w:t>
+                      <w:lang w:val="vi-VN"/>
+                    </w:rPr>
+                    <w:t>OrderI</w:t>
+                  </w:r>
+                  <w:r>
+                    <w:rPr>
+                      <w:rFonts w:ascii="Times New Roman" w:eastAsia="Times New Roman" w:hAnsi="Times New Roman" w:cs="Times New Roman"/>
+                      <w:sz w:val="24"/>
+                      <w:szCs w:val="24"/>
+                    </w:rPr>
+                    <w:t>tems</w:t>
                   </w:r>
                 </w:p>
               </w:tc>
@@ -2545,6 +2573,7 @@
                 </w:p>
               </w:tc>
             </w:tr>
+            <w:bookmarkEnd w:id="0"/>
             <w:tr>
               <w:tc>
                 <w:tcPr>
@@ -5321,7 +5350,7 @@
 </file>
 
 <file path=customXml/itemProps1.xml><?xml version="1.0" encoding="utf-8"?>
-<ds:datastoreItem xmlns:ds="http://schemas.openxmlformats.org/officeDocument/2006/customXml" ds:itemID="{AFEBBBEE-275A-40D7-8EA1-8511DFEEECCA}">
+<ds:datastoreItem xmlns:ds="http://schemas.openxmlformats.org/officeDocument/2006/customXml" ds:itemID="{CC2D27FF-7797-4F32-BD31-B84A7C3E134F}">
   <ds:schemaRefs>
     <ds:schemaRef ds:uri="http://schemas.openxmlformats.org/officeDocument/2006/bibliography"/>
   </ds:schemaRefs>
